--- a/Documentatie/Werkbestanden/Disney Dimensions.docx
+++ b/Documentatie/Werkbestanden/Disney Dimensions.docx
@@ -6,6 +6,26 @@
       <w:pPr>
         <w:pStyle w:val="Title"/>
       </w:pPr>
+      <w:r>
+        <w:rPr>
+          <w:rFonts w:ascii="Aptos Display" w:eastAsia="Aptos Display" w:hAnsi="Aptos Display" w:cs="Aptos Display"/>
+        </w:rPr>
+        <w:t xml:space="preserve">Design </w:t>
+      </w:r>
+      <w:proofErr w:type="spellStart"/>
+      <w:r>
+        <w:rPr>
+          <w:rFonts w:ascii="Aptos Display" w:eastAsia="Aptos Display" w:hAnsi="Aptos Display" w:cs="Aptos Display"/>
+        </w:rPr>
+        <w:t>Journey</w:t>
+      </w:r>
+      <w:proofErr w:type="spellEnd"/>
+      <w:r>
+        <w:rPr>
+          <w:rFonts w:ascii="Aptos Display" w:eastAsia="Aptos Display" w:hAnsi="Aptos Display" w:cs="Aptos Display"/>
+        </w:rPr>
+        <w:t xml:space="preserve">: </w:t>
+      </w:r>
       <w:r>
         <w:rPr>
           <w:rFonts w:ascii="Aptos Display" w:eastAsia="Aptos Display" w:hAnsi="Aptos Display" w:cs="Aptos Display"/>
@@ -8221,7 +8241,7 @@
           <w:noProof/>
         </w:rPr>
         <w:drawing>
-          <wp:inline distT="0" distB="0" distL="0" distR="0" wp14:anchorId="49A6505F" wp14:editId="63E784F2">
+          <wp:inline distT="0" distB="0" distL="0" distR="0" wp14:anchorId="49A6505F" wp14:editId="7CA50254">
             <wp:extent cx="5731510" cy="4079240"/>
             <wp:effectExtent l="0" t="0" r="0" b="0"/>
             <wp:docPr id="69312833" name="Picture 2"/>
@@ -17442,30 +17462,31 @@
         <w:t>AI-v</w:t>
       </w:r>
       <w:r>
-        <w:t>erantwoording niveau 2</w:t>
+        <w:t xml:space="preserve">erantwoording niveau </w:t>
       </w:r>
       <w:bookmarkEnd w:id="48"/>
+      <w:r>
+        <w:t>3</w:t>
+      </w:r>
     </w:p>
     <w:p>
       <w:pPr>
         <w:spacing w:line="278" w:lineRule="auto"/>
-      </w:pPr>
-      <w:r>
         <w:rPr>
           <w:rStyle w:val="normaltextrun"/>
           <w:i/>
           <w:color w:val="000000"/>
           <w:shd w:val="clear" w:color="auto" w:fill="FFFFFF"/>
         </w:rPr>
-        <w:t>Je mag AI gebruiken voor planning, ideeontwikkeling en onderzoek. Je uiteindelijke werk moet laten zien hoe je deze ideeën hebt ontwikkeld en verfijnd</w:t>
-      </w:r>
+      </w:pPr>
       <w:r>
         <w:rPr>
-          <w:rStyle w:val="eop"/>
+          <w:rStyle w:val="normaltextrun"/>
+          <w:i/>
           <w:color w:val="000000"/>
           <w:shd w:val="clear" w:color="auto" w:fill="FFFFFF"/>
         </w:rPr>
-        <w:t>.</w:t>
+        <w:t>Je mag AI gebruiken om specifieke taken te ondersteunen, zoals het opstellen, verfijnen en evalueren van je werk. Je moet AI-gegenereerde inhoud die je gebruikt kritisch evalueren en aanpassen.</w:t>
       </w:r>
     </w:p>
     <w:p>
@@ -17515,15 +17536,7 @@
           <w:color w:val="000000"/>
           <w:shd w:val="clear" w:color="auto" w:fill="FFFFFF"/>
         </w:rPr>
-        <w:t>AI kan worden gebruikt voor voorbereidende activiteiten zoals brainstormen, het maken van een planning en eerste onderzoek. Dit niveau richt zich op het effectieve gebruik van AI voor planning, synthese en ideevorming, maar de opdracht benadrukt het vermogen om deze ideeën zelfstandig te ontwikkelen en verfijnen.</w:t>
-      </w:r>
-      <w:r>
-        <w:rPr>
-          <w:rStyle w:val="eop"/>
-          <w:color w:val="000000"/>
-          <w:shd w:val="clear" w:color="auto" w:fill="FFFFFF"/>
-        </w:rPr>
-        <w:t> </w:t>
+        <w:t>AI kan worden gebruikt om de taak te helpen voltooien, inclusief ideeontwikkeling, tekstopbouw, feedback en verfijning. Studenten moeten de AI-suggesties kritisch evalueren en aanpassen, waarmee ze het begrijpen aantonen.</w:t>
       </w:r>
     </w:p>
     <w:p>
@@ -17564,30 +17577,93 @@
       </w:r>
       <w:r>
         <w:rPr>
-          <w:rStyle w:val="normaltextrun"/>
-          <w:iCs/>
-          <w:color w:val="000000"/>
-          <w:bdr w:val="none" w:sz="0" w:space="0" w:color="auto" w:frame="1"/>
+          <w:shd w:val="clear" w:color="auto" w:fill="FFFFFF"/>
         </w:rPr>
-        <w:t>Tijdens deze opdracht he</w:t>
+        <w:t>Tijdens het maken van deze opdracht heb ik</w:t>
       </w:r>
       <w:r>
         <w:rPr>
-          <w:rStyle w:val="normaltextrun"/>
-          <w:iCs/>
-          <w:color w:val="000000"/>
-          <w:bdr w:val="none" w:sz="0" w:space="0" w:color="auto" w:frame="1"/>
+          <w:shd w:val="clear" w:color="auto" w:fill="FFFFFF"/>
         </w:rPr>
-        <w:t>b ik</w:t>
+        <w:t xml:space="preserve"> Claude </w:t>
       </w:r>
       <w:r>
         <w:rPr>
-          <w:rStyle w:val="normaltextrun"/>
-          <w:iCs/>
-          <w:color w:val="000000"/>
-          <w:bdr w:val="none" w:sz="0" w:space="0" w:color="auto" w:frame="1"/>
+          <w:shd w:val="clear" w:color="auto" w:fill="FFFFFF"/>
         </w:rPr>
-        <w:t xml:space="preserve"> geen gebruik gemaakt van AI.</w:t>
+        <w:t xml:space="preserve">gebruikt </w:t>
+      </w:r>
+      <w:r>
+        <w:rPr>
+          <w:shd w:val="clear" w:color="auto" w:fill="FFFFFF"/>
+        </w:rPr>
+        <w:t>voor de CSS</w:t>
+      </w:r>
+      <w:r>
+        <w:rPr>
+          <w:shd w:val="clear" w:color="auto" w:fill="FFFFFF"/>
+        </w:rPr>
+        <w:t>. Na het gebruik van deze tool heb</w:t>
+      </w:r>
+      <w:r>
+        <w:rPr>
+          <w:shd w:val="clear" w:color="auto" w:fill="FFFFFF"/>
+        </w:rPr>
+        <w:t xml:space="preserve"> </w:t>
+      </w:r>
+      <w:r>
+        <w:rPr>
+          <w:shd w:val="clear" w:color="auto" w:fill="FFFFFF"/>
+        </w:rPr>
+        <w:t>ik de uitkomsten ervan uitvoerig gecontroleerd en aangepast om</w:t>
+      </w:r>
+      <w:r>
+        <w:rPr>
+          <w:shd w:val="clear" w:color="auto" w:fill="FFFFFF"/>
+        </w:rPr>
+        <w:t xml:space="preserve"> </w:t>
+      </w:r>
+      <w:r>
+        <w:rPr>
+          <w:shd w:val="clear" w:color="auto" w:fill="FFFFFF"/>
+        </w:rPr>
+        <w:t>ervoor te zorgen dat het ingeleverde werk mijn eigen</w:t>
+      </w:r>
+      <w:r>
+        <w:rPr>
+          <w:shd w:val="clear" w:color="auto" w:fill="FFFFFF"/>
+        </w:rPr>
+        <w:t xml:space="preserve"> </w:t>
+      </w:r>
+      <w:r>
+        <w:rPr>
+          <w:shd w:val="clear" w:color="auto" w:fill="FFFFFF"/>
+        </w:rPr>
+        <w:t>competenties en</w:t>
+      </w:r>
+      <w:r>
+        <w:rPr>
+          <w:shd w:val="clear" w:color="auto" w:fill="FFFFFF"/>
+        </w:rPr>
+        <w:t xml:space="preserve"> </w:t>
+      </w:r>
+      <w:r>
+        <w:rPr>
+          <w:shd w:val="clear" w:color="auto" w:fill="FFFFFF"/>
+        </w:rPr>
+        <w:t>leeruitkomsten reflecteert. Ik draag de volledige</w:t>
+      </w:r>
+      <w:r>
+        <w:rPr>
+          <w:shd w:val="clear" w:color="auto" w:fill="FFFFFF"/>
+        </w:rPr>
+        <w:t xml:space="preserve"> </w:t>
+      </w:r>
+      <w:r>
+        <w:rPr>
+          <w:shd w:val="clear" w:color="auto" w:fill="FFFFFF"/>
+        </w:rPr>
+        <w:t>verantwoordelijkheid voor de inhoud van dit werk.</w:t>
       </w:r>
     </w:p>
     <w:p>
@@ -17629,6 +17705,70 @@
         </w:rPr>
         <w:br/>
       </w:r>
+      <w:r>
+        <w:rPr>
+          <w:rStyle w:val="eop"/>
+          <w:rFonts w:cs="Segoe UI"/>
+        </w:rPr>
+        <w:t xml:space="preserve">Ik heb de CSS door Claude laten maken op basis van mijn gemaakte </w:t>
+      </w:r>
+      <w:proofErr w:type="spellStart"/>
+      <w:r>
+        <w:rPr>
+          <w:rStyle w:val="eop"/>
+          <w:rFonts w:cs="Segoe UI"/>
+        </w:rPr>
+        <w:t>high-fidelity</w:t>
+      </w:r>
+      <w:proofErr w:type="spellEnd"/>
+      <w:r>
+        <w:rPr>
+          <w:rStyle w:val="eop"/>
+          <w:rFonts w:cs="Segoe UI"/>
+        </w:rPr>
+        <w:t xml:space="preserve"> </w:t>
+      </w:r>
+      <w:proofErr w:type="spellStart"/>
+      <w:r>
+        <w:rPr>
+          <w:rStyle w:val="eop"/>
+          <w:rFonts w:cs="Segoe UI"/>
+        </w:rPr>
+        <w:t>wireframes</w:t>
+      </w:r>
+      <w:proofErr w:type="spellEnd"/>
+      <w:r>
+        <w:rPr>
+          <w:rStyle w:val="eop"/>
+          <w:rFonts w:cs="Segoe UI"/>
+        </w:rPr>
+        <w:t xml:space="preserve"> in </w:t>
+      </w:r>
+      <w:proofErr w:type="spellStart"/>
+      <w:r>
+        <w:rPr>
+          <w:rStyle w:val="eop"/>
+          <w:rFonts w:cs="Segoe UI"/>
+        </w:rPr>
+        <w:t>Figma</w:t>
+      </w:r>
+      <w:proofErr w:type="spellEnd"/>
+      <w:r>
+        <w:rPr>
+          <w:rStyle w:val="eop"/>
+          <w:rFonts w:cs="Segoe UI"/>
+        </w:rPr>
+        <w:t>. Dit omdat mij Claude hier wel goed in is, en heel veel tijd scheelt. Ik heb daarna elke regel gecontroleerd. Als ik iets niet begreep, heb ik gevraagd wat die regel code precies afhandelt. Op basis van de antwoorden van Claude op die vragen heb ik vervolgens CSS-regels verwijderd of herschreven.</w:t>
+      </w:r>
+    </w:p>
+    <w:p>
+      <w:pPr>
+        <w:spacing w:line="278" w:lineRule="auto"/>
+        <w:rPr>
+          <w:rStyle w:val="eop"/>
+          <w:rFonts w:cs="Segoe UI"/>
+        </w:rPr>
+      </w:pPr>
     </w:p>
     <w:tbl>
       <w:tblPr>
@@ -17741,6 +17881,109 @@
                 <w:lang w:eastAsia="nl-NL"/>
               </w:rPr>
             </w:pPr>
+            <w:r>
+              <w:rPr>
+                <w:rFonts w:eastAsia="Times New Roman" w:cs="Times New Roman"/>
+                <w:lang w:eastAsia="nl-NL"/>
+              </w:rPr>
+              <w:t xml:space="preserve">Dit zijn mijn </w:t>
+            </w:r>
+            <w:proofErr w:type="spellStart"/>
+            <w:r>
+              <w:rPr>
+                <w:rFonts w:eastAsia="Times New Roman" w:cs="Times New Roman"/>
+                <w:lang w:eastAsia="nl-NL"/>
+              </w:rPr>
+              <w:t>high-fidelity</w:t>
+            </w:r>
+            <w:proofErr w:type="spellEnd"/>
+            <w:r>
+              <w:rPr>
+                <w:rFonts w:eastAsia="Times New Roman" w:cs="Times New Roman"/>
+                <w:lang w:eastAsia="nl-NL"/>
+              </w:rPr>
+              <w:t xml:space="preserve"> </w:t>
+            </w:r>
+            <w:proofErr w:type="spellStart"/>
+            <w:r>
+              <w:rPr>
+                <w:rFonts w:eastAsia="Times New Roman" w:cs="Times New Roman"/>
+                <w:lang w:eastAsia="nl-NL"/>
+              </w:rPr>
+              <w:t>wireframes</w:t>
+            </w:r>
+            <w:proofErr w:type="spellEnd"/>
+            <w:r>
+              <w:rPr>
+                <w:rFonts w:eastAsia="Times New Roman" w:cs="Times New Roman"/>
+                <w:lang w:eastAsia="nl-NL"/>
+              </w:rPr>
+              <w:t xml:space="preserve"> en dit zijn mijn </w:t>
+            </w:r>
+            <w:proofErr w:type="gramStart"/>
+            <w:r>
+              <w:rPr>
+                <w:rFonts w:eastAsia="Times New Roman" w:cs="Times New Roman"/>
+                <w:lang w:eastAsia="nl-NL"/>
+              </w:rPr>
+              <w:t>html bestanden</w:t>
+            </w:r>
+            <w:proofErr w:type="gramEnd"/>
+            <w:r>
+              <w:rPr>
+                <w:rFonts w:eastAsia="Times New Roman" w:cs="Times New Roman"/>
+                <w:lang w:eastAsia="nl-NL"/>
+              </w:rPr>
+              <w:t xml:space="preserve">, wil je hier een </w:t>
+            </w:r>
+            <w:proofErr w:type="spellStart"/>
+            <w:r>
+              <w:rPr>
+                <w:rFonts w:eastAsia="Times New Roman" w:cs="Times New Roman"/>
+                <w:lang w:eastAsia="nl-NL"/>
+              </w:rPr>
+              <w:t>css</w:t>
+            </w:r>
+            <w:proofErr w:type="spellEnd"/>
+            <w:r>
+              <w:rPr>
+                <w:rFonts w:eastAsia="Times New Roman" w:cs="Times New Roman"/>
+                <w:lang w:eastAsia="nl-NL"/>
+              </w:rPr>
+              <w:t xml:space="preserve"> voor schrijven, gebaseerd op mijn </w:t>
+            </w:r>
+            <w:proofErr w:type="spellStart"/>
+            <w:r>
+              <w:rPr>
+                <w:rFonts w:eastAsia="Times New Roman" w:cs="Times New Roman"/>
+                <w:lang w:eastAsia="nl-NL"/>
+              </w:rPr>
+              <w:t>high-fidelity</w:t>
+            </w:r>
+            <w:proofErr w:type="spellEnd"/>
+            <w:r>
+              <w:rPr>
+                <w:rFonts w:eastAsia="Times New Roman" w:cs="Times New Roman"/>
+                <w:lang w:eastAsia="nl-NL"/>
+              </w:rPr>
+              <w:t xml:space="preserve"> </w:t>
+            </w:r>
+            <w:proofErr w:type="spellStart"/>
+            <w:r>
+              <w:rPr>
+                <w:rFonts w:eastAsia="Times New Roman" w:cs="Times New Roman"/>
+                <w:lang w:eastAsia="nl-NL"/>
+              </w:rPr>
+              <w:t>wireframes</w:t>
+            </w:r>
+            <w:proofErr w:type="spellEnd"/>
+            <w:r>
+              <w:rPr>
+                <w:rFonts w:eastAsia="Times New Roman" w:cs="Times New Roman"/>
+                <w:lang w:eastAsia="nl-NL"/>
+              </w:rPr>
+              <w:t>?</w:t>
+            </w:r>
           </w:p>
         </w:tc>
         <w:tc>
@@ -17761,6 +18004,13 @@
                 <w:lang w:eastAsia="nl-NL"/>
               </w:rPr>
             </w:pPr>
+            <w:r>
+              <w:rPr>
+                <w:rFonts w:eastAsia="Times New Roman" w:cs="Times New Roman"/>
+                <w:lang w:eastAsia="nl-NL"/>
+              </w:rPr>
+              <w:t>CSS.</w:t>
+            </w:r>
           </w:p>
         </w:tc>
       </w:tr>
@@ -17786,6 +18036,29 @@
                 <w:lang w:eastAsia="nl-NL"/>
               </w:rPr>
             </w:pPr>
+            <w:r>
+              <w:rPr>
+                <w:rFonts w:eastAsia="Times New Roman" w:cs="Times New Roman"/>
+                <w:lang w:eastAsia="nl-NL"/>
+              </w:rPr>
+              <w:t>Wat doet regel [</w:t>
+            </w:r>
+            <w:proofErr w:type="spellStart"/>
+            <w:r>
+              <w:rPr>
+                <w:rFonts w:eastAsia="Times New Roman" w:cs="Times New Roman"/>
+                <w:lang w:eastAsia="nl-NL"/>
+              </w:rPr>
+              <w:t>css</w:t>
+            </w:r>
+            <w:proofErr w:type="spellEnd"/>
+            <w:r>
+              <w:rPr>
+                <w:rFonts w:eastAsia="Times New Roman" w:cs="Times New Roman"/>
+                <w:lang w:eastAsia="nl-NL"/>
+              </w:rPr>
+              <w:t xml:space="preserve"> regel] precies?</w:t>
+            </w:r>
           </w:p>
         </w:tc>
         <w:tc>
@@ -17806,6 +18079,13 @@
                 <w:lang w:eastAsia="nl-NL"/>
               </w:rPr>
             </w:pPr>
+            <w:r>
+              <w:rPr>
+                <w:rFonts w:eastAsia="Times New Roman" w:cs="Times New Roman"/>
+                <w:lang w:eastAsia="nl-NL"/>
+              </w:rPr>
+              <w:t>Uitleg.</w:t>
+            </w:r>
           </w:p>
         </w:tc>
       </w:tr>
@@ -27461,12 +27741,9 @@
 </file>
 
 <file path=customXml/item2.xml><?xml version="1.0" encoding="utf-8"?>
-<?mso-contentType ?>
-<FormTemplates xmlns="http://schemas.microsoft.com/sharepoint/v3/contenttype/forms">
-  <Display>DocumentLibraryForm</Display>
-  <Edit>DocumentLibraryForm</Edit>
-  <New>DocumentLibraryForm</New>
-</FormTemplates>
+<p:properties xmlns:p="http://schemas.microsoft.com/office/2006/metadata/properties" xmlns:xsi="http://www.w3.org/2001/XMLSchema-instance" xmlns:pc="http://schemas.microsoft.com/office/infopath/2007/PartnerControls">
+  <documentManagement/>
+</p:properties>
 </file>
 
 <file path=customXml/item3.xml><?xml version="1.0" encoding="utf-8"?>
@@ -27565,9 +27842,12 @@
 </file>
 
 <file path=customXml/item4.xml><?xml version="1.0" encoding="utf-8"?>
-<p:properties xmlns:p="http://schemas.microsoft.com/office/2006/metadata/properties" xmlns:xsi="http://www.w3.org/2001/XMLSchema-instance" xmlns:pc="http://schemas.microsoft.com/office/infopath/2007/PartnerControls">
-  <documentManagement/>
-</p:properties>
+<?mso-contentType ?>
+<FormTemplates xmlns="http://schemas.microsoft.com/sharepoint/v3/contenttype/forms">
+  <Display>DocumentLibraryForm</Display>
+  <Edit>DocumentLibraryForm</Edit>
+  <New>DocumentLibraryForm</New>
+</FormTemplates>
 </file>
 
 <file path=customXml/itemProps1.xml><?xml version="1.0" encoding="utf-8"?>
@@ -27589,9 +27869,10 @@
 </file>
 
 <file path=customXml/itemProps2.xml><?xml version="1.0" encoding="utf-8"?>
-<ds:datastoreItem xmlns:ds="http://schemas.openxmlformats.org/officeDocument/2006/customXml" ds:itemID="{82D9BFC6-F333-43E5-9205-C8904E48ED3D}">
+<ds:datastoreItem xmlns:ds="http://schemas.openxmlformats.org/officeDocument/2006/customXml" ds:itemID="{F6733805-3435-4F94-A33F-6225E5CBCD31}">
   <ds:schemaRefs>
-    <ds:schemaRef ds:uri="http://schemas.microsoft.com/sharepoint/v3/contenttype/forms"/>
+    <ds:schemaRef ds:uri="http://schemas.microsoft.com/office/2006/metadata/properties"/>
+    <ds:schemaRef ds:uri="http://schemas.microsoft.com/office/infopath/2007/PartnerControls"/>
   </ds:schemaRefs>
 </ds:datastoreItem>
 </file>
@@ -27605,10 +27886,9 @@
 </file>
 
 <file path=customXml/itemProps4.xml><?xml version="1.0" encoding="utf-8"?>
-<ds:datastoreItem xmlns:ds="http://schemas.openxmlformats.org/officeDocument/2006/customXml" ds:itemID="{F6733805-3435-4F94-A33F-6225E5CBCD31}">
+<ds:datastoreItem xmlns:ds="http://schemas.openxmlformats.org/officeDocument/2006/customXml" ds:itemID="{82D9BFC6-F333-43E5-9205-C8904E48ED3D}">
   <ds:schemaRefs>
-    <ds:schemaRef ds:uri="http://schemas.microsoft.com/office/2006/metadata/properties"/>
-    <ds:schemaRef ds:uri="http://schemas.microsoft.com/office/infopath/2007/PartnerControls"/>
+    <ds:schemaRef ds:uri="http://schemas.microsoft.com/sharepoint/v3/contenttype/forms"/>
   </ds:schemaRefs>
 </ds:datastoreItem>
 </file>
